--- a/Video/Chuong_1_Tiet_8/prompt tạo kịch bản_v2.docx
+++ b/Video/Chuong_1_Tiet_8/prompt tạo kịch bản_v2.docx
@@ -74,7 +74,19 @@
         <w:rPr>
           <w:lang w:val="vi-VN"/>
         </w:rPr>
-        <w:t>trình cho bài này 13 slide trên, tương ứng với mỗi slide, thuyết trình nội dung</w:t>
+        <w:t xml:space="preserve">trình cho bài này </w:t>
+      </w:r>
+      <w:r>
+        <w:rPr>
+          <w:lang w:val="vi-VN"/>
+        </w:rPr>
+        <w:t>các</w:t>
+      </w:r>
+      <w:r>
+        <w:rPr>
+          <w:lang w:val="vi-VN"/>
+        </w:rPr>
+        <w:t xml:space="preserve"> slide trên, tương ứng với mỗi slide, thuyết trình nội dung</w:t>
       </w:r>
     </w:p>
     <w:p>
@@ -102,7 +114,31 @@
         <w:rPr>
           <w:lang w:val="vi-VN"/>
         </w:rPr>
-        <w:t>dung chi tiết, ví dụ thực tế minh họa như đã làm ở trên. Chia 13 slide này</w:t>
+        <w:t>dung chi tiết</w:t>
+      </w:r>
+      <w:r>
+        <w:rPr>
+          <w:lang w:val="vi-VN"/>
+        </w:rPr>
+        <w:t xml:space="preserve"> kết hợp với các</w:t>
+      </w:r>
+      <w:r>
+        <w:rPr>
+          <w:lang w:val="vi-VN"/>
+        </w:rPr>
+        <w:t xml:space="preserve"> ví dụ thực tế minh họa như đã làm ở trên. Chia </w:t>
+      </w:r>
+      <w:r>
+        <w:rPr>
+          <w:lang w:val="vi-VN"/>
+        </w:rPr>
+        <w:t>các</w:t>
+      </w:r>
+      <w:r>
+        <w:rPr>
+          <w:lang w:val="vi-VN"/>
+        </w:rPr>
+        <w:t xml:space="preserve"> slide này</w:t>
       </w:r>
     </w:p>
     <w:p>
@@ -116,16 +152,26 @@
         <w:rPr>
           <w:lang w:val="vi-VN"/>
         </w:rPr>
-        <w:t>thành nhiều phần và làm cho phần đầu tiên. Cấu trúc đầu ra như sau “Slide 1:</w:t>
-      </w:r>
-    </w:p>
-    <w:p>
-      <w:pPr>
-        <w:pStyle w:val="BodyText"/>
-        <w:rPr>
-          <w:lang w:val="vi-VN"/>
-        </w:rPr>
-      </w:pPr>
+        <w:t>thành nhiều phần và làm cho phần đầu tiên</w:t>
+      </w:r>
+      <w:r>
+        <w:rPr>
+          <w:lang w:val="vi-VN"/>
+        </w:rPr>
+        <w:t xml:space="preserve"> (khoảng từ 3-5 slide tùy vào độ chi tiết)</w:t>
+      </w:r>
+      <w:r>
+        <w:rPr>
+          <w:lang w:val="vi-VN"/>
+        </w:rPr>
+        <w:t>. Cấu trúc đầu ra như sau “Slide 1:</w:t>
+      </w:r>
+      <w:r>
+        <w:rPr>
+          <w:lang w:val="vi-VN"/>
+        </w:rPr>
+        <w:t xml:space="preserve"> </w:t>
+      </w:r>
       <w:r>
         <w:rPr>
           <w:lang w:val="vi-VN"/>
@@ -1612,6 +1658,7 @@
   <w:style w:type="character" w:default="1" w:styleId="DefaultParagraphFont">
     <w:name w:val="Default Paragraph Font"/>
     <w:uiPriority w:val="1"/>
+    <w:semiHidden/>
     <w:unhideWhenUsed/>
   </w:style>
   <w:style w:type="table" w:default="1" w:styleId="TableNormal">
